--- a/downloads/sheets/t10.docx
+++ b/downloads/sheets/t10.docx
@@ -29,7 +29,7 @@
     </w:p>
     <w:p>
       <w:r>
-        <w:t>confirm. This lab does not know which suite a given customer bought. The product page says both native WEM and partners such as Verint are offered.. last checked 2026-10.</w:t>
+        <w:t>confirm. This lab does not know which suite a given customer bought. The product page says both native WEM and partners such as Verint are offered. last checked 2026-10.</w:t>
       </w:r>
     </w:p>
     <w:p>
@@ -44,7 +44,7 @@
     </w:p>
     <w:p>
       <w:r>
-        <w:t>confirm. Screen names inside a partner analytics tool are not copied here.. last checked 2026-10.</w:t>
+        <w:t>confirm. Screen names inside a partner analytics tool are not copied here. last checked 2026-10.</w:t>
       </w:r>
     </w:p>
     <w:p>
@@ -59,12 +59,12 @@
     </w:p>
     <w:p>
       <w:r>
-        <w:t>confirm. Contracts can override the published table. Read the agreement for the domain you are in.. last checked 2026-10.</w:t>
+        <w:t>confirm. Contracts can override the published table. Read the agreement for the domain you are in. last checked 2026-10.</w:t>
       </w:r>
     </w:p>
     <w:p>
       <w:r>
-        <w:t>confirm. Bidding rules are suite-specific and were not copied from a manual.. last checked 2026-10.</w:t>
+        <w:t>confirm. Bidding rules are suite-specific and were not copied from a manual. last checked 2026-10.</w:t>
       </w:r>
     </w:p>
   </w:body>
